--- a/courts/sixth-circuit/michigan/state/court-of-appeals/petition-for-writ/usage/OUTPUT-petition-for-writ.docx
+++ b/courts/sixth-circuit/michigan/state/court-of-appeals/petition-for-writ/usage/OUTPUT-petition-for-writ.docx
@@ -666,9 +666,7 @@
               <w:t xml:space="preserve"> </w:t>
             </w:r>
             <w:r>
-              <w:t xml:space="preserve">549</w:t>
-              <w:noBreakHyphen/>
-              <w:t xml:space="preserve">2500</w:t>
+              <w:t xml:space="preserve">549-⁠2500</w:t>
             </w:r>
           </w:p>
           <w:p>
@@ -822,9 +820,7 @@
               <w:t xml:space="preserve"> </w:t>
             </w:r>
             <w:r>
-              <w:t xml:space="preserve">483</w:t>
-              <w:noBreakHyphen/>
-              <w:t xml:space="preserve">5000</w:t>
+              <w:t xml:space="preserve">483-⁠5000</w:t>
             </w:r>
           </w:p>
           <w:p>
@@ -1070,9 +1066,7 @@
               <w:t xml:space="preserve"> </w:t>
             </w:r>
             <w:r>
-              <w:t xml:space="preserve">578</w:t>
-              <w:noBreakHyphen/>
-              <w:t xml:space="preserve">6824</w:t>
+              <w:t xml:space="preserve">578-⁠6824</w:t>
             </w:r>
           </w:p>
           <w:p>
@@ -1402,9 +1396,7 @@
               <w:t xml:space="preserve"> </w:t>
             </w:r>
             <w:r>
-              <w:t xml:space="preserve">942</w:t>
-              <w:noBreakHyphen/>
-              <w:t xml:space="preserve">5000</w:t>
+              <w:t xml:space="preserve">942-⁠5000</w:t>
             </w:r>
           </w:p>
           <w:p>
@@ -1587,13 +1579,7 @@
         <w:pStyle w:val="BodyText"/>
       </w:pPr>
       <w:r>
-        <w:t xml:space="preserve">3. Even before COVID</w:t>
-      </w:r>
-      <w:r>
-        <w:noBreakHyphen/>
-      </w:r>
-      <w:r>
-        <w:t xml:space="preserve">19 struck Michigan, voting by mail was set to play an unprecedented role in this year’s elections, and its role will be magnified exponentially given the personal and public health risks of voting in person at a polling place. Michigan’s absentee ballot voting process is simply not ready to meet its biggest test ever in the 2020 primary and general elections, when Michigan voters by the millions will attempt to vote by absentee ballot. This Complaint is an action for mandamus to compel the Secretary of State to perform her clear state constitutional duties in the administration of absentee ballot voting in Michigan, to protect the fundamental rights of the Plaintiffs and over 7 million Michigan voters.</w:t>
+        <w:t xml:space="preserve">3. Even before COVID-⁠19 struck Michigan, voting by mail was set to play an unprecedented role in this year’s elections, and its role will be magnified exponentially given the personal and public health risks of voting in person at a polling place. Michigan’s absentee ballot voting process is simply not ready to meet its biggest test ever in the 2020 primary and general elections, when Michigan voters by the millions will attempt to vote by absentee ballot. This Complaint is an action for mandamus to compel the Secretary of State to perform her clear state constitutional duties in the administration of absentee ballot voting in Michigan, to protect the fundamental rights of the Plaintiffs and over 7 million Michigan voters.</w:t>
       </w:r>
     </w:p>
     <w:p>
@@ -1865,13 +1851,7 @@
         <w:t xml:space="preserve">Scott v Director of Elections</w:t>
       </w:r>
       <w:r>
-        <w:t xml:space="preserve">, 490 Mich 888, 889; 804 NW2d 119 (2011). It is especially imperative that this case be decided on an expedited basis in light of the COVID</w:t>
-      </w:r>
-      <w:r>
-        <w:noBreakHyphen/>
-      </w:r>
-      <w:r>
-        <w:t xml:space="preserve">19 pandemic. Because absentee voting may provide the only safe way for millions of Michiganders to cast their ballots in this year’s remaining elections, it is essential that Michigan’s procedures for absentee voting comply with all statutory and constitutional requirements.</w:t>
+        <w:t xml:space="preserve">, 490 Mich 888, 889; 804 NW2d 119 (2011). It is especially imperative that this case be decided on an expedited basis in light of the COVID-⁠19 pandemic. Because absentee voting may provide the only safe way for millions of Michiganders to cast their ballots in this year’s remaining elections, it is essential that Michigan’s procedures for absentee voting comply with all statutory and constitutional requirements.</w:t>
       </w:r>
     </w:p>
     <w:p>
@@ -2729,19 +2709,7 @@
         <w:pStyle w:val="BodyText"/>
       </w:pPr>
       <w:r>
-        <w:t xml:space="preserve">34. Absentee ballots are sent and returned by first class mail, for which the USPS indicates an “estimated delivery time” of 1 to 3 business days, see USPS.com, FAQ’s, What are the Types of First Class Mail?, but the USPS “does not guarantee the delivery of First Class mail. ⁠. ⁠. within a specified time.” USPS, Domestic Mail Manual 133.2.1. Private sources indicate that the 1</w:t>
-      </w:r>
-      <w:r>
-        <w:noBreakHyphen/>
-      </w:r>
-      <w:r>
-        <w:t xml:space="preserve">3 day estimated delivery time is in fact a 1</w:t>
-      </w:r>
-      <w:r>
-        <w:noBreakHyphen/>
-      </w:r>
-      <w:r>
-        <w:t xml:space="preserve">3 day average, see Smallbusiness.chron.com, How long does it take for first class mail to arrive?, which means delivery could take more than 3 business days. Therefore, no Michigan absentee voter knows how long their application or their completed absentee ballot will take to be delivered to their local clerk.</w:t>
+        <w:t xml:space="preserve">34. Absentee ballots are sent and returned by first class mail, for which the USPS indicates an “estimated delivery time” of 1 to 3 business days, see USPS.com, FAQ’s, What are the Types of First Class Mail?, but the USPS “does not guarantee the delivery of First Class mail. ⁠. ⁠. within a specified time.” USPS, Domestic Mail Manual 133.2.1. Private sources indicate that the 1-⁠3 day estimated delivery time is in fact a 1-⁠3 day average, see Smallbusiness.chron.com, How long does it take for first class mail to arrive?, which means delivery could take more than 3 business days. Therefore, no Michigan absentee voter knows how long their application or their completed absentee ballot will take to be delivered to their local clerk.</w:t>
       </w:r>
     </w:p>
     <w:p>
@@ -2889,13 +2857,7 @@
         <w:pStyle w:val="BodyText"/>
       </w:pPr>
       <w:r>
-        <w:t xml:space="preserve">41. That number will grow significantly due to public education about the absentee ballot option by Secretary Benson, local clerks, and private groups such as the League, and also due to voters’ fear of being in a polling place as a result of the COVID</w:t>
-      </w:r>
-      <w:r>
-        <w:noBreakHyphen/>
-      </w:r>
-      <w:r>
-        <w:t xml:space="preserve">19 pandemic.</w:t>
+        <w:t xml:space="preserve">41. That number will grow significantly due to public education about the absentee ballot option by Secretary Benson, local clerks, and private groups such as the League, and also due to voters’ fear of being in a polling place as a result of the COVID-⁠19 pandemic.</w:t>
       </w:r>
     </w:p>
     <w:p>
@@ -4781,9 +4743,7 @@
           <w:b/>
           <w:bCs/>
         </w:rPr>
-        <w:t xml:space="preserve">COVID</w:t>
-        <w:noBreakHyphen/>
-        <w:t xml:space="preserve">19</w:t>
+        <w:t xml:space="preserve">COVID-⁠19</w:t>
       </w:r>
       <w:r>
         <w:rPr>
@@ -4875,13 +4835,7 @@
         <w:pStyle w:val="BodyText"/>
       </w:pPr>
       <w:r>
-        <w:t xml:space="preserve">54. The disenfranchisement already caused by Michigan’s antiquated system of absentee voting could substantially increase in the context of the current public health crisis resulting from the COVID</w:t>
-      </w:r>
-      <w:r>
-        <w:noBreakHyphen/>
-      </w:r>
-      <w:r>
-        <w:t xml:space="preserve">19 pandemic.</w:t>
+        <w:t xml:space="preserve">54. The disenfranchisement already caused by Michigan’s antiquated system of absentee voting could substantially increase in the context of the current public health crisis resulting from the COVID-⁠19 pandemic.</w:t>
       </w:r>
     </w:p>
     <w:p>
@@ -4889,13 +4843,7 @@
         <w:pStyle w:val="BodyTextNote"/>
       </w:pPr>
       <w:r>
-        <w:t xml:space="preserve">55. On March 10, 2020, shortly after the first COVID</w:t>
-      </w:r>
-      <w:r>
-        <w:noBreakHyphen/>
-      </w:r>
-      <w:r>
-        <w:t xml:space="preserve">19 cases were diagnosed within Michigan’s borders, Governor Gretchen Whitmer declared a state of emergency.</w:t>
+        <w:t xml:space="preserve">55. On March 10, 2020, shortly after the first COVID-⁠19 cases were diagnosed within Michigan’s borders, Governor Gretchen Whitmer declared a state of emergency.</w:t>
       </w:r>
       <w:r>
         <w:rPr>
@@ -4909,13 +4857,7 @@
         <w:pStyle w:val="BodyTextNote"/>
       </w:pPr>
       <w:r>
-        <w:t xml:space="preserve">56. The virus has taken a massive toll on the State. As of May 15, 2020, there were 50,079 confirmed cases of COVID</w:t>
-      </w:r>
-      <w:r>
-        <w:noBreakHyphen/>
-      </w:r>
-      <w:r>
-        <w:t xml:space="preserve">19 in the State of Michigan.</w:t>
+        <w:t xml:space="preserve">56. The virus has taken a massive toll on the State. As of May 15, 2020, there were 50,079 confirmed cases of COVID-⁠19 in the State of Michigan.</w:t>
       </w:r>
       <w:r>
         <w:rPr>
@@ -4941,13 +4883,7 @@
         <w:pStyle w:val="BodyTextNote"/>
       </w:pPr>
       <w:r>
-        <w:t xml:space="preserve">57. According to tracking by Johns Hopkins University, Michigan ranks seventh in the nation for the highest number of COVID</w:t>
-      </w:r>
-      <w:r>
-        <w:noBreakHyphen/>
-      </w:r>
-      <w:r>
-        <w:t xml:space="preserve">19 cases, and fourth in the nation for number of deaths.</w:t>
+        <w:t xml:space="preserve">57. According to tracking by Johns Hopkins University, Michigan ranks seventh in the nation for the highest number of COVID-⁠19 cases, and fourth in the nation for number of deaths.</w:t>
       </w:r>
       <w:r>
         <w:rPr>
@@ -4975,13 +4911,7 @@
         <w:pStyle w:val="BodyTextNote"/>
       </w:pPr>
       <w:r>
-        <w:t xml:space="preserve">59. Polling places can be crowded environments that, according to public-health officials, promote the transmission of COVID</w:t>
-      </w:r>
-      <w:r>
-        <w:noBreakHyphen/>
-      </w:r>
-      <w:r>
-        <w:t xml:space="preserve">19. Indeed, the CDC has encouraged the adoption of “voting methods that minimize direct contact with other people and reduce crowd size,” including mail-in voting and early voting.</w:t>
+        <w:t xml:space="preserve">59. Polling places can be crowded environments that, according to public-health officials, promote the transmission of COVID-⁠19. Indeed, the CDC has encouraged the adoption of “voting methods that minimize direct contact with other people and reduce crowd size,” including mail-in voting and early voting.</w:t>
       </w:r>
       <w:r>
         <w:rPr>
@@ -4995,27 +4925,15 @@
         <w:pStyle w:val="BodyText"/>
       </w:pPr>
       <w:r>
-        <w:t xml:space="preserve">60. As demonstrated by the May 5, 2020 elections, given the risks posed by the COVID</w:t>
-      </w:r>
-      <w:r>
-        <w:noBreakHyphen/>
-      </w:r>
-      <w:r>
-        <w:t xml:space="preserve">19 pandemic, many more Michigan citizens than usual will seek to vote by absentee ballot—rather than in person at a polling place—in the upcoming primary and general elections.</w:t>
-      </w:r>
-    </w:p>
-    <w:p>
-      <w:pPr>
-        <w:pStyle w:val="BodyText"/>
-      </w:pPr>
-      <w:r>
-        <w:t xml:space="preserve">61. The unprecedented number of absentee ballot applications will place enormous strain on local clerks, causing delays in processing applications and sending voters their ballots. These delays will be compounded by delays in mail delivery. The COVID</w:t>
-      </w:r>
-      <w:r>
-        <w:noBreakHyphen/>
-      </w:r>
-      <w:r>
-        <w:t xml:space="preserve">19 pandemic has already increased mail delivery times in Michigan, promising yet another hurdle for Michigan’s absentee voting system and making it all the more likely that votes will be discarded for failure to arrive by election day. See Hicks, Mail Service Slows in Michigan as Coronavirus Hits Postal Workers, Gov’t Tech (April 7, 2020).</w:t>
+        <w:t xml:space="preserve">60. As demonstrated by the May 5, 2020 elections, given the risks posed by the COVID-⁠19 pandemic, many more Michigan citizens than usual will seek to vote by absentee ballot—rather than in person at a polling place—in the upcoming primary and general elections.</w:t>
+      </w:r>
+    </w:p>
+    <w:p>
+      <w:pPr>
+        <w:pStyle w:val="BodyText"/>
+      </w:pPr>
+      <w:r>
+        <w:t xml:space="preserve">61. The unprecedented number of absentee ballot applications will place enormous strain on local clerks, causing delays in processing applications and sending voters their ballots. These delays will be compounded by delays in mail delivery. The COVID-⁠19 pandemic has already increased mail delivery times in Michigan, promising yet another hurdle for Michigan’s absentee voting system and making it all the more likely that votes will be discarded for failure to arrive by election day. See Hicks, Mail Service Slows in Michigan as Coronavirus Hits Postal Workers, Gov’t Tech (April 7, 2020).</w:t>
       </w:r>
     </w:p>
     <w:p>
@@ -6089,13 +6007,7 @@
         <w:t xml:space="preserve">Maynard v Bd of Dist Canvassers</w:t>
       </w:r>
       <w:r>
-        <w:t xml:space="preserve">, 84 Mich 228, 240</w:t>
-      </w:r>
-      <w:r>
-        <w:noBreakHyphen/>
-      </w:r>
-      <w:r>
-        <w:t xml:space="preserve">41; 47 NW 756 (1890). The Clause prohibits the legislature from “subvert[ing] the will of the people as expressed through the ballot,” and mandates that “the majority or plurality of votes cast for any person or measure must prevail.”</w:t>
+        <w:t xml:space="preserve">, 84 Mich 228, 240-⁠41; 47 NW 756 (1890). The Clause prohibits the legislature from “subvert[ing] the will of the people as expressed through the ballot,” and mandates that “the majority or plurality of votes cast for any person or measure must prevail.”</w:t>
       </w:r>
       <w:r>
         <w:t xml:space="preserve"> </w:t>
@@ -8488,13 +8400,7 @@
         <w:t xml:space="preserve">Citizens Protecting Michigan’s Constitution v. Sec’y of State</w:t>
       </w:r>
       <w:r>
-        <w:t xml:space="preserve">, 280 Mich App 273, 291</w:t>
-      </w:r>
-      <w:r>
-        <w:noBreakHyphen/>
-      </w:r>
-      <w:r>
-        <w:t xml:space="preserve">92; 761 NW2d 210 (2008). Directing local clerks to provide postage to return absentee ballots (Count III), to send ballots to voters on specified dates (Count II), to allow citizens to vote in person on specified dates (Count II), and to count ballots that were mailed by a specific date (Count I) are all actions that require “no exercise of discretion.”</w:t>
+        <w:t xml:space="preserve">, 280 Mich App 273, 291-⁠92; 761 NW2d 210 (2008). Directing local clerks to provide postage to return absentee ballots (Count III), to send ballots to voters on specified dates (Count II), to allow citizens to vote in person on specified dates (Count II), and to count ballots that were mailed by a specific date (Count I) are all actions that require “no exercise of discretion.”</w:t>
       </w:r>
       <w:r>
         <w:t xml:space="preserve"> </w:t>
@@ -8898,9 +8804,7 @@
               <w:t xml:space="preserve"> </w:t>
             </w:r>
             <w:r>
-              <w:t xml:space="preserve">483</w:t>
-              <w:noBreakHyphen/>
-              <w:t xml:space="preserve">5000</w:t>
+              <w:t xml:space="preserve">483-⁠5000</w:t>
             </w:r>
           </w:p>
           <w:p>
@@ -9124,13 +9028,7 @@
         <w:t xml:space="preserve"> </w:t>
       </w:r>
       <w:r>
-        <w:t xml:space="preserve">Executive Order No 2020</w:t>
-      </w:r>
-      <w:r>
-        <w:noBreakHyphen/>
-      </w:r>
-      <w:r>
-        <w:t xml:space="preserve">4, http://​www.​legislature.​mi.​gov/​documents/​20192020/​executiveorder/​pdf/​2020-​EO-⁠04.​pdf</w:t>
+        <w:t xml:space="preserve">Executive Order No 2020-⁠4, http://​www.​legislature.​mi.​gov/​documents/​20192020/​executiveorder/​pdf/​2020-​EO-⁠04.​pdf</w:t>
       </w:r>
     </w:p>
   </w:footnote>
@@ -10010,7 +9908,7 @@
     <w:qFormat/>
     <w:pPr>
       <w:keepLines/>
-      <w:spacing w:before="0" w:after="140" w:line="276" w:lineRule="exact"/>
+      <w:spacing w:before="46" w:after="140" w:line="276" w:lineRule="exact"/>
     </w:pPr>
     <w:rPr>
       <w:sz w:val="24"/>
